--- a/Files/05 - Devarim/12 - V'zos Habracha/5785/V'zos Habracha 5785.docx
+++ b/Files/05 - Devarim/12 - V'zos Habracha/5785/V'zos Habracha 5785.docx
@@ -73,7 +73,7 @@
         <w:rPr>
           <w:rFonts w:ascii="Times New Roman" w:hAnsi="Times New Roman" w:cs="Times New Roman"/>
         </w:rPr>
-        <w:t>. At the very end of</w:t>
+        <w:t xml:space="preserve">. At the very end of </w:t>
       </w:r>
       <w:r>
         <w:rPr>
@@ -1218,7 +1218,7 @@
         <w:rPr>
           <w:rFonts w:ascii="Times New Roman" w:hAnsi="Times New Roman" w:cs="Times New Roman"/>
         </w:rPr>
-        <w:t xml:space="preserve"> was a real</w:t>
+        <w:t xml:space="preserve"> was a real </w:t>
       </w:r>
       <w:r>
         <w:rPr>
